--- a/2022/Revision Batch/V2022.1.000/CF2R/2022-CF2R-ENV-04-E-Roofing-RadiantBarrier.docx
+++ b/2022/Revision Batch/V2022.1.000/CF2R/2022-CF2R-ENV-04-E-Roofing-RadiantBarrier.docx
@@ -7501,16 +7501,8 @@
         <w:rPr>
           <w:rFonts w:asciiTheme="minorHAnsi" w:hAnsiTheme="minorHAnsi"/>
         </w:rPr>
-        <w:t xml:space="preserve">Radiant Barrier </w:t>
-      </w:r>
-      <w:proofErr w:type="gramStart"/>
-      <w:r>
-        <w:rPr>
-          <w:rFonts w:asciiTheme="minorHAnsi" w:hAnsiTheme="minorHAnsi"/>
-        </w:rPr>
-        <w:t>Installed?:</w:t>
-      </w:r>
-      <w:proofErr w:type="gramEnd"/>
+        <w:t>Radiant Barrier Installed?:</w:t>
+      </w:r>
       <w:r>
         <w:rPr>
           <w:rFonts w:asciiTheme="minorHAnsi" w:hAnsiTheme="minorHAnsi"/>
@@ -7533,16 +7525,8 @@
         <w:rPr>
           <w:rFonts w:asciiTheme="minorHAnsi" w:hAnsiTheme="minorHAnsi"/>
         </w:rPr>
-        <w:t xml:space="preserve">Attic Space Ventilated or </w:t>
-      </w:r>
-      <w:proofErr w:type="gramStart"/>
-      <w:r>
-        <w:rPr>
-          <w:rFonts w:asciiTheme="minorHAnsi" w:hAnsiTheme="minorHAnsi"/>
-        </w:rPr>
-        <w:t>Unventilated?:</w:t>
-      </w:r>
-      <w:proofErr w:type="gramEnd"/>
+        <w:t>Attic Space Ventilated or Unventilated?:</w:t>
+      </w:r>
       <w:r>
         <w:rPr>
           <w:rFonts w:asciiTheme="minorHAnsi" w:hAnsiTheme="minorHAnsi"/>
@@ -7571,21 +7555,7 @@
         <w:rPr>
           <w:rFonts w:asciiTheme="minorHAnsi" w:hAnsiTheme="minorHAnsi"/>
         </w:rPr>
-        <w:t xml:space="preserve"> Using the </w:t>
-      </w:r>
-      <w:proofErr w:type="gramStart"/>
-      <w:r>
-        <w:rPr>
-          <w:rFonts w:asciiTheme="minorHAnsi" w:hAnsiTheme="minorHAnsi"/>
-        </w:rPr>
-        <w:t>drop down</w:t>
-      </w:r>
-      <w:proofErr w:type="gramEnd"/>
-      <w:r>
-        <w:rPr>
-          <w:rFonts w:asciiTheme="minorHAnsi" w:hAnsiTheme="minorHAnsi"/>
-        </w:rPr>
-        <w:t xml:space="preserve"> menu, indicate the method of compliance used to meet the minimum ventilation requirements (e.g., 1/150 or 1/300). </w:t>
+        <w:t xml:space="preserve"> Using the drop down menu, indicate the method of compliance used to meet the minimum ventilation requirements (e.g., 1/150 or 1/300). </w:t>
       </w:r>
     </w:p>
     <w:p>
@@ -7599,21 +7569,7 @@
         <w:rPr>
           <w:rFonts w:asciiTheme="minorHAnsi" w:hAnsiTheme="minorHAnsi"/>
         </w:rPr>
-        <w:t xml:space="preserve">Note: </w:t>
-      </w:r>
-      <w:proofErr w:type="gramStart"/>
-      <w:r>
-        <w:rPr>
-          <w:rFonts w:asciiTheme="minorHAnsi" w:hAnsiTheme="minorHAnsi"/>
-        </w:rPr>
-        <w:t>In order to</w:t>
-      </w:r>
-      <w:proofErr w:type="gramEnd"/>
-      <w:r>
-        <w:rPr>
-          <w:rFonts w:asciiTheme="minorHAnsi" w:hAnsiTheme="minorHAnsi"/>
-        </w:rPr>
-        <w:t xml:space="preserve"> comply with the 1/300 exception, a Class I or II vapor retarder is required to be installed in climate zones 14 and 16.</w:t>
+        <w:t>Note: In order to comply with the 1/300 exception, a Class I or II vapor retarder is required to be installed in climate zones 14 and 16.</w:t>
       </w:r>
     </w:p>
     <w:p>
@@ -8983,15 +8939,39 @@
         </w:rPr>
         <w:t xml:space="preserve"> Product ID Number: If a cool roof is installed, obtain the Product ID Number from the Cool Roof Rating Council’s (CRRC) product packaging label or rated products directory (</w:t>
       </w:r>
-      <w:hyperlink r:id="rId15" w:history="1">
+      <w:ins w:id="1" w:author="Alhabibi, Haider@Energy" w:date="2022-12-28T13:00:00Z">
+        <w:r>
+          <w:rPr>
+            <w:rFonts w:asciiTheme="minorHAnsi" w:hAnsiTheme="minorHAnsi" w:cs="Arial"/>
+          </w:rPr>
+          <w:t>https://coolroofs.org/directory/roof</w:t>
+        </w:r>
+      </w:ins>
+      <w:del w:id="2" w:author="Alhabibi, Haider@Energy" w:date="2022-12-28T13:00:00Z">
+        <w:r>
+          <w:fldChar w:fldCharType="begin"/>
+        </w:r>
+        <w:r>
+          <w:delInstrText>HYPERLINK "http://coolroofs.org/products/results"</w:delInstrText>
+        </w:r>
+        <w:r>
+          <w:fldChar w:fldCharType="separate"/>
+        </w:r>
         <w:r>
           <w:rPr>
             <w:rStyle w:val="Hyperlink"/>
             <w:rFonts w:asciiTheme="minorHAnsi" w:hAnsiTheme="minorHAnsi" w:cs="Arial"/>
           </w:rPr>
-          <w:t>http://coolroofs.org/products/results</w:t>
+          <w:delText>http://coolroofs.org/products/results</w:delText>
         </w:r>
-      </w:hyperlink>
+        <w:r>
+          <w:rPr>
+            <w:rStyle w:val="Hyperlink"/>
+            <w:rFonts w:asciiTheme="minorHAnsi" w:hAnsiTheme="minorHAnsi" w:cs="Arial"/>
+          </w:rPr>
+          <w:fldChar w:fldCharType="end"/>
+        </w:r>
+      </w:del>
       <w:r>
         <w:rPr>
           <w:rFonts w:asciiTheme="minorHAnsi" w:hAnsiTheme="minorHAnsi" w:cs="Arial"/>
@@ -9482,7 +9462,7 @@
         </w:rPr>
         <w:t xml:space="preserve">Installed SRI: If applicable, obtain the value of the product used from the CRRC rated products directory, or the “Solar Reflectance Index (SRI) Calculation Worksheet” available at the </w:t>
       </w:r>
-      <w:hyperlink r:id="rId16" w:history="1">
+      <w:hyperlink r:id="rId15" w:history="1">
         <w:r>
           <w:rPr>
             <w:rStyle w:val="Hyperlink"/>
@@ -9760,10 +9740,10 @@
           <w:szCs w:val="20"/>
         </w:rPr>
         <w:sectPr>
-          <w:headerReference w:type="even" r:id="rId17"/>
-          <w:headerReference w:type="default" r:id="rId18"/>
-          <w:footerReference w:type="default" r:id="rId19"/>
-          <w:headerReference w:type="first" r:id="rId20"/>
+          <w:headerReference w:type="even" r:id="rId16"/>
+          <w:headerReference w:type="default" r:id="rId17"/>
+          <w:footerReference w:type="default" r:id="rId18"/>
+          <w:headerReference w:type="first" r:id="rId19"/>
           <w:pgSz w:w="12240" w:h="15840"/>
           <w:pgMar w:top="720" w:right="720" w:bottom="720" w:left="720" w:header="720" w:footer="720" w:gutter="0"/>
           <w:pgNumType w:start="1"/>
@@ -17591,9 +17571,9 @@
       </w:pPr>
     </w:p>
     <w:sectPr>
-      <w:headerReference w:type="even" r:id="rId21"/>
-      <w:headerReference w:type="default" r:id="rId22"/>
-      <w:headerReference w:type="first" r:id="rId23"/>
+      <w:headerReference w:type="even" r:id="rId20"/>
+      <w:headerReference w:type="default" r:id="rId21"/>
+      <w:headerReference w:type="first" r:id="rId22"/>
       <w:pgSz w:w="12240" w:h="15840"/>
       <w:pgMar w:top="720" w:right="720" w:bottom="720" w:left="720" w:header="720" w:footer="720" w:gutter="0"/>
       <w:pgNumType w:start="1"/>
@@ -19714,6 +19694,14 @@
 </w:numbering>
 </file>
 
+<file path=word/people.xml><?xml version="1.0" encoding="utf-8"?>
+<w15:people xmlns:wpc="http://schemas.microsoft.com/office/word/2010/wordprocessingCanvas" xmlns:cx="http://schemas.microsoft.com/office/drawing/2014/chartex" xmlns:cx1="http://schemas.microsoft.com/office/drawing/2015/9/8/chartex" xmlns:cx2="http://schemas.microsoft.com/office/drawing/2015/10/21/chartex" xmlns:cx3="http://schemas.microsoft.com/office/drawing/2016/5/9/chartex" xmlns:cx4="http://schemas.microsoft.com/office/drawing/2016/5/10/chartex" xmlns:cx5="http://schemas.microsoft.com/office/drawing/2016/5/11/chartex" xmlns:cx6="http://schemas.microsoft.com/office/drawing/2016/5/12/chartex" xmlns:cx7="http://schemas.microsoft.com/office/drawing/2016/5/13/chartex" xmlns:cx8="http://schemas.microsoft.com/office/drawing/2016/5/14/chartex" xmlns:mc="http://schemas.openxmlformats.org/markup-compatibility/2006" xmlns:aink="http://schemas.microsoft.com/office/drawing/2016/ink" xmlns:am3d="http://schemas.microsoft.com/office/drawing/2017/model3d" xmlns:o="urn:schemas-microsoft-com:office:office" xmlns:oel="http://schemas.microsoft.com/office/2019/extlst" xmlns:r="http://schemas.openxmlformats.org/officeDocument/2006/relationships" xmlns:m="http://schemas.openxmlformats.org/officeDocument/2006/math" xmlns:v="urn:schemas-microsoft-com:vml" xmlns:wp14="http://schemas.microsoft.com/office/word/2010/wordprocessingDrawing" xmlns:wp="http://schemas.openxmlformats.org/drawingml/2006/wordprocessingDrawing" xmlns:w10="urn:schemas-microsoft-com:office:word" xmlns:w="http://schemas.openxmlformats.org/wordprocessingml/2006/main" xmlns:w14="http://schemas.microsoft.com/office/word/2010/wordml" xmlns:w15="http://schemas.microsoft.com/office/word/2012/wordml" xmlns:w16cex="http://schemas.microsoft.com/office/word/2018/wordml/cex" xmlns:w16cid="http://schemas.microsoft.com/office/word/2016/wordml/cid" xmlns:w16="http://schemas.microsoft.com/office/word/2018/wordml" xmlns:w16sdtdh="http://schemas.microsoft.com/office/word/2020/wordml/sdtdatahash" xmlns:w16se="http://schemas.microsoft.com/office/word/2015/wordml/symex" xmlns:wpg="http://schemas.microsoft.com/office/word/2010/wordprocessingGroup" xmlns:wpi="http://schemas.microsoft.com/office/word/2010/wordprocessingInk" xmlns:wne="http://schemas.microsoft.com/office/word/2006/wordml" xmlns:wps="http://schemas.microsoft.com/office/word/2010/wordprocessingShape" mc:Ignorable="w14 w15 w16se w16cid w16 w16cex w16sdtdh wp14">
+  <w15:person w15:author="Alhabibi, Haider@Energy">
+    <w15:presenceInfo w15:providerId="AD" w15:userId="S::Haider.AlHabibi@energy.ca.gov::9decb8d2-95ad-4b7d-9bf6-d4373f69254c"/>
+  </w15:person>
+</w15:people>
+</file>
+
 <file path=word/styles.xml><?xml version="1.0" encoding="utf-8"?>
 <w:styles xmlns:mc="http://schemas.openxmlformats.org/markup-compatibility/2006" xmlns:r="http://schemas.openxmlformats.org/officeDocument/2006/relationships" xmlns:w="http://schemas.openxmlformats.org/wordprocessingml/2006/main" xmlns:w14="http://schemas.microsoft.com/office/word/2010/wordml" xmlns:w15="http://schemas.microsoft.com/office/word/2012/wordml" xmlns:w16cex="http://schemas.microsoft.com/office/word/2018/wordml/cex" xmlns:w16cid="http://schemas.microsoft.com/office/word/2016/wordml/cid" xmlns:w16="http://schemas.microsoft.com/office/word/2018/wordml" xmlns:w16sdtdh="http://schemas.microsoft.com/office/word/2020/wordml/sdtdatahash" xmlns:w16se="http://schemas.microsoft.com/office/word/2015/wordml/symex" mc:Ignorable="w14 w15 w16se w16cid w16 w16cex w16sdtdh">
   <w:docDefaults>
@@ -20183,7 +20171,6 @@
   <w:style w:type="character" w:default="1" w:styleId="DefaultParagraphFont">
     <w:name w:val="Default Paragraph Font"/>
     <w:uiPriority w:val="1"/>
-    <w:semiHidden/>
     <w:unhideWhenUsed/>
   </w:style>
   <w:style w:type="table" w:default="1" w:styleId="TableNormal">
@@ -20885,26 +20872,7 @@
 </file>
 
 <file path=customXml/item2.xml><?xml version="1.0" encoding="utf-8"?>
-<p:properties xmlns:p="http://schemas.microsoft.com/office/2006/metadata/properties" xmlns:xsi="http://www.w3.org/2001/XMLSchema-instance" xmlns:pc="http://schemas.microsoft.com/office/infopath/2007/PartnerControls">
-  <documentManagement>
-    <b26d xmlns="785685f2-c2e1-4352-89aa-3faca8eaba52" xsi:nil="true"/>
-    <DateCCOReviewed xmlns="785685f2-c2e1-4352-89aa-3faca8eaba52" xsi:nil="true"/>
-    <oawc xmlns="785685f2-c2e1-4352-89aa-3faca8eaba52" xsi:nil="true"/>
-    <sipv xmlns="785685f2-c2e1-4352-89aa-3faca8eaba52" xsi:nil="true"/>
-    <_x0074_mv6 xmlns="785685f2-c2e1-4352-89aa-3faca8eaba52">
-      <UserInfo>
-        <DisplayName/>
-        <AccountId xsi:nil="true"/>
-        <AccountType/>
-      </UserInfo>
-    </_x0074_mv6>
-    <CCOReviewr xmlns="785685f2-c2e1-4352-89aa-3faca8eaba52" xsi:nil="true"/>
-    <TaxCatchAll xmlns="5067c814-4b34-462c-a21d-c185ff6548d2" xsi:nil="true"/>
-    <lcf76f155ced4ddcb4097134ff3c332f xmlns="785685f2-c2e1-4352-89aa-3faca8eaba52">
-      <Terms xmlns="http://schemas.microsoft.com/office/infopath/2007/PartnerControls"/>
-    </lcf76f155ced4ddcb4097134ff3c332f>
-  </documentManagement>
-</p:properties>
+<b:Sources xmlns:b="http://schemas.openxmlformats.org/officeDocument/2006/bibliography" xmlns="http://schemas.openxmlformats.org/officeDocument/2006/bibliography" SelectedStyle="\APA.XSL" StyleName="APA Fifth Edition"/>
 </file>
 
 <file path=customXml/item3.xml><?xml version="1.0" encoding="utf-8"?>
@@ -21191,7 +21159,26 @@
 </file>
 
 <file path=customXml/item4.xml><?xml version="1.0" encoding="utf-8"?>
-<b:Sources xmlns:b="http://schemas.openxmlformats.org/officeDocument/2006/bibliography" xmlns="http://schemas.openxmlformats.org/officeDocument/2006/bibliography" SelectedStyle="\APA.XSL" StyleName="APA Fifth Edition"/>
+<p:properties xmlns:p="http://schemas.microsoft.com/office/2006/metadata/properties" xmlns:xsi="http://www.w3.org/2001/XMLSchema-instance" xmlns:pc="http://schemas.microsoft.com/office/infopath/2007/PartnerControls">
+  <documentManagement>
+    <b26d xmlns="785685f2-c2e1-4352-89aa-3faca8eaba52" xsi:nil="true"/>
+    <DateCCOReviewed xmlns="785685f2-c2e1-4352-89aa-3faca8eaba52" xsi:nil="true"/>
+    <oawc xmlns="785685f2-c2e1-4352-89aa-3faca8eaba52" xsi:nil="true"/>
+    <sipv xmlns="785685f2-c2e1-4352-89aa-3faca8eaba52" xsi:nil="true"/>
+    <_x0074_mv6 xmlns="785685f2-c2e1-4352-89aa-3faca8eaba52">
+      <UserInfo>
+        <DisplayName/>
+        <AccountId xsi:nil="true"/>
+        <AccountType/>
+      </UserInfo>
+    </_x0074_mv6>
+    <CCOReviewr xmlns="785685f2-c2e1-4352-89aa-3faca8eaba52" xsi:nil="true"/>
+    <TaxCatchAll xmlns="5067c814-4b34-462c-a21d-c185ff6548d2" xsi:nil="true"/>
+    <lcf76f155ced4ddcb4097134ff3c332f xmlns="785685f2-c2e1-4352-89aa-3faca8eaba52">
+      <Terms xmlns="http://schemas.microsoft.com/office/infopath/2007/PartnerControls"/>
+    </lcf76f155ced4ddcb4097134ff3c332f>
+  </documentManagement>
+</p:properties>
 </file>
 
 <file path=customXml/itemProps1.xml><?xml version="1.0" encoding="utf-8"?>
@@ -21203,18 +21190,9 @@
 </file>
 
 <file path=customXml/itemProps2.xml><?xml version="1.0" encoding="utf-8"?>
-<ds:datastoreItem xmlns:ds="http://schemas.openxmlformats.org/officeDocument/2006/customXml" ds:itemID="{135257DF-0F6E-4D79-8F45-45A292C1DF23}">
+<ds:datastoreItem xmlns:ds="http://schemas.openxmlformats.org/officeDocument/2006/customXml" ds:itemID="{22EEEBCA-05FC-4F96-BA99-E6262900ED51}">
   <ds:schemaRefs>
-    <ds:schemaRef ds:uri="http://schemas.microsoft.com/office/2006/documentManagement/types"/>
-    <ds:schemaRef ds:uri="http://schemas.openxmlformats.org/package/2006/metadata/core-properties"/>
-    <ds:schemaRef ds:uri="http://purl.org/dc/terms/"/>
-    <ds:schemaRef ds:uri="5067c814-4b34-462c-a21d-c185ff6548d2"/>
-    <ds:schemaRef ds:uri="http://purl.org/dc/elements/1.1/"/>
-    <ds:schemaRef ds:uri="http://schemas.microsoft.com/office/infopath/2007/PartnerControls"/>
-    <ds:schemaRef ds:uri="785685f2-c2e1-4352-89aa-3faca8eaba52"/>
-    <ds:schemaRef ds:uri="http://schemas.microsoft.com/office/2006/metadata/properties"/>
-    <ds:schemaRef ds:uri="http://www.w3.org/XML/1998/namespace"/>
-    <ds:schemaRef ds:uri="http://purl.org/dc/dcmitype/"/>
+    <ds:schemaRef ds:uri="http://schemas.openxmlformats.org/officeDocument/2006/bibliography"/>
   </ds:schemaRefs>
 </ds:datastoreItem>
 </file>
@@ -21239,9 +21217,18 @@
 </file>
 
 <file path=customXml/itemProps4.xml><?xml version="1.0" encoding="utf-8"?>
-<ds:datastoreItem xmlns:ds="http://schemas.openxmlformats.org/officeDocument/2006/customXml" ds:itemID="{22EEEBCA-05FC-4F96-BA99-E6262900ED51}">
+<ds:datastoreItem xmlns:ds="http://schemas.openxmlformats.org/officeDocument/2006/customXml" ds:itemID="{135257DF-0F6E-4D79-8F45-45A292C1DF23}">
   <ds:schemaRefs>
-    <ds:schemaRef ds:uri="http://schemas.openxmlformats.org/officeDocument/2006/bibliography"/>
+    <ds:schemaRef ds:uri="http://schemas.microsoft.com/office/2006/metadata/properties"/>
+    <ds:schemaRef ds:uri="785685f2-c2e1-4352-89aa-3faca8eaba52"/>
+    <ds:schemaRef ds:uri="http://schemas.microsoft.com/office/2006/documentManagement/types"/>
+    <ds:schemaRef ds:uri="http://schemas.openxmlformats.org/package/2006/metadata/core-properties"/>
+    <ds:schemaRef ds:uri="http://purl.org/dc/elements/1.1/"/>
+    <ds:schemaRef ds:uri="http://purl.org/dc/dcmitype/"/>
+    <ds:schemaRef ds:uri="http://purl.org/dc/terms/"/>
+    <ds:schemaRef ds:uri="http://schemas.microsoft.com/office/infopath/2007/PartnerControls"/>
+    <ds:schemaRef ds:uri="5067c814-4b34-462c-a21d-c185ff6548d2"/>
+    <ds:schemaRef ds:uri="http://www.w3.org/XML/1998/namespace"/>
   </ds:schemaRefs>
 </ds:datastoreItem>
 </file>